--- a/docs/qa/BOB-137/closure_evidence_20260923.docx
+++ b/docs/qa/BOB-137/closure_evidence_20260923.docx
@@ -2,7 +2,7 @@
 <file path=word/document.xml><?xml version="1.0" encoding="utf-8"?>
 <w:document xmlns:w="http://schemas.openxmlformats.org/wordprocessingml/2006/main" xmlns:m="http://schemas.openxmlformats.org/officeDocument/2006/math" xmlns:r="http://schemas.openxmlformats.org/officeDocument/2006/relationships" xmlns:o="urn:schemas-microsoft-com:office:office" xmlns:v="urn:schemas-microsoft-com:vml" xmlns:w10="urn:schemas-microsoft-com:office:word" xmlns:a="http://schemas.openxmlformats.org/drawingml/2006/main" xmlns:pic="http://schemas.openxmlformats.org/drawingml/2006/picture" xmlns:wp="http://schemas.openxmlformats.org/drawingml/2006/wordprocessingDrawing">
   <w:body>
-    <w:bookmarkStart w:id="15" w:name="X6d322378348b78cdad4e6868b3c234ed35d6ee3"/>
+    <w:bookmarkStart w:id="16" w:name="X6d322378348b78cdad4e6868b3c234ed35d6ee3"/>
     <w:p>
       <w:pPr>
         <w:pStyle w:val="Heading1"/>
@@ -1507,7 +1507,115 @@
       </w:r>
     </w:p>
     <w:bookmarkEnd w:id="14"/>
+    <w:bookmarkStart w:id="15" w:name="Xb6c9b04b9bca6ef63eec1107a546332169c33e2"/>
+    <w:p>
+      <w:pPr>
+        <w:pStyle w:val="Heading2"/>
+      </w:pPr>
+      <w:r>
+        <w:t xml:space="preserve">Live soak addendum (conductor, 2026-09-23 ~18:57 CEST, stack recreated from HEAD 69b049a via ./start.sh –recreate; containers healthy)</w:t>
+      </w:r>
+    </w:p>
+    <w:p>
+      <w:pPr>
+        <w:pStyle w:val="FirstParagraph"/>
+      </w:pPr>
+      <w:r>
+        <w:t xml:space="preserve">Command: python3 soak.py — POST /api/v1/search (query</w:t>
+      </w:r>
+      <w:r>
+        <w:t xml:space="preserve"> </w:t>
+      </w:r>
+      <w:r>
+        <w:t xml:space="preserve">“ubuntu”</w:t>
+      </w:r>
+      <w:r>
+        <w:t xml:space="preserve">) on the live merge service :7187, poll to completion while probing GET /health every 100 ms.</w:t>
+      </w:r>
+      <w:r>
+        <w:t xml:space="preserve"> </w:t>
+      </w:r>
+      <w:r>
+        <w:t xml:space="preserve">Result (pasted):</w:t>
+      </w:r>
+      <w:r>
+        <w:t xml:space="preserve"> </w:t>
+      </w:r>
+      <w:r>
+        <w:rPr>
+          <w:rStyle w:val="VerbatimChar"/>
+        </w:rPr>
+        <w:t xml:space="preserve">search finished: completed results 1444</w:t>
+      </w:r>
+      <w:r>
+        <w:t xml:space="preserve"> </w:t>
+      </w:r>
+      <w:r>
+        <w:t xml:space="preserve">/</w:t>
+      </w:r>
+      <w:r>
+        <w:t xml:space="preserve"> </w:t>
+      </w:r>
+      <w:r>
+        <w:rPr>
+          <w:rStyle w:val="VerbatimChar"/>
+        </w:rPr>
+        <w:t xml:space="preserve">probes=222 max=60ms p99=54ms &gt;1s=0 errors=42</w:t>
+      </w:r>
+      <w:r>
+        <w:t xml:space="preserve"> </w:t>
+      </w:r>
+      <w:r>
+        <w:t xml:space="preserve">— every one of the 42</w:t>
+      </w:r>
+      <w:r>
+        <w:t xml:space="preserve"> </w:t>
+      </w:r>
+      <w:r>
+        <w:t xml:space="preserve">“errors”</w:t>
+      </w:r>
+      <w:r>
+        <w:t xml:space="preserve"> </w:t>
+      </w:r>
+      <w:r>
+        <w:t xml:space="preserve">is</w:t>
+      </w:r>
+      <w:r>
+        <w:t xml:space="preserve"> </w:t>
+      </w:r>
+      <w:r>
+        <w:rPr>
+          <w:rStyle w:val="VerbatimChar"/>
+        </w:rPr>
+        <w:t xml:space="preserve">HTTPError 429 Too Many Requests</w:t>
+      </w:r>
+      <w:r>
+        <w:t xml:space="preserve"> </w:t>
+      </w:r>
+      <w:r>
+        <w:t xml:space="preserve">(the rate limiter answering the 10/s probe), returned within the same 60 ms bound; zero timeouts, zero probes over 1 s.</w:t>
+      </w:r>
+      <w:r>
+        <w:t xml:space="preserve"> </w:t>
+      </w:r>
+      <w:r>
+        <w:t xml:space="preserve">Prior baseline recorded in the item: 2 of 141 probes dead in the 2026-08-21 soak. Now: 0 of 222 slow.</w:t>
+      </w:r>
+      <w:r>
+        <w:t xml:space="preserve"> </w:t>
+      </w:r>
+      <w:r>
+        <w:t xml:space="preserve">## Honest boundaries</w:t>
+      </w:r>
+      <w:r>
+        <w:t xml:space="preserve"> </w:t>
+      </w:r>
+      <w:r>
+        <w:t xml:space="preserve">Single search, single soak, no live RED/before run on the pre-fix container (the pre-fix behaviour is proven at unit level: 3 failed/3 passed on pre-fix source). Manual QA (§11.4.185) still owed. Other loop-thread work (e.g. _serialize_merged_rows in GET /search/{id}) not audited; whether BOB-145 is the same defect (§11.4.214) is left to the operator.</w:t>
+      </w:r>
+    </w:p>
     <w:bookmarkEnd w:id="15"/>
+    <w:bookmarkEnd w:id="16"/>
     <w:sectPr>
       <w:footnotePr>
         <w:numRestart w:val="eachSect"/>
